--- a/rental-agreement-generator/public/templates/rental-agreement-english.docx
+++ b/rental-agreement-generator/public/templates/rental-agreement-english.docx
@@ -45,7 +45,7 @@
           <w:rFonts w:ascii="Times New Roman" w:hAnsi="Times New Roman"/>
           <w:sz w:val="22"/>
         </w:rPr>
-        <w:t>and {RENTER_SALUTATION} {RENTER_NAME}, aged {RENTER_AGE}, son/daughter of {PARENT_NAME}, residing at {RENTER_ADDRESS}, hereinafter referred to as the Second Party (Tenant),</w:t>
+        <w:t>and {RENTER_SALUTATION} {RENTER_NAME}, aged {RENTER_AGE}, {RELATIONSHIP_EN} of {PARENT_SALUTATION} {PARENT_NAME}, residing at {RENTER_ADDRESS}, hereinafter referred to as the Second Party (Tenant),</w:t>
       </w:r>
     </w:p>
     <w:p>
